--- a/管理 info.docx
+++ b/管理 info.docx
@@ -47,12 +47,23 @@
         </w:r>
       </w:hyperlink>
     </w:p>
+    <w:p/>
+    <w:p/>
     <w:p>
       <w:pPr>
         <w:rPr>
           <w:rFonts w:hint="eastAsia"/>
         </w:rPr>
       </w:pPr>
+      <w:r>
+        <w:rPr>
+          <w:rFonts w:hint="eastAsia"/>
+        </w:rPr>
+        <w:t xml:space="preserve">Resend API : </w:t>
+      </w:r>
+      <w:r>
+        <w:t>re_Ejs5djAj_5hui9QDrYj2CqQnKCtP6XRXB</w:t>
+      </w:r>
     </w:p>
     <w:sectPr>
       <w:pgSz w:w="11906" w:h="16838"/>
@@ -669,6 +680,7 @@
   <w:style w:type="character" w:default="1" w:styleId="a0">
     <w:name w:val="Default Paragraph Font"/>
     <w:uiPriority w:val="1"/>
+    <w:semiHidden/>
     <w:unhideWhenUsed/>
   </w:style>
   <w:style w:type="table" w:default="1" w:styleId="a1">
